--- a/bin/Debug/net8.0/sample-template-filled.docx
+++ b/bin/Debug/net8.0/sample-template-filled.docx
@@ -67,7 +67,7 @@
         </w:sdtPr>
         <w:sdtContent>
           <w:r>
-            <w:t xml:space="preserve">john.doeexamplecom</w:t>
+            <w:t xml:space="preserve">john.doe@examplecom</w:t>
           </w:r>
         </w:sdtContent>
       </w:sdt>
@@ -195,7 +195,7 @@
         </w:sdtPr>
         <w:sdtContent>
           <w:r>
-            <w:t xml:space="preserve">Yes</w:t>
+            <w:t xml:space="preserve">13124</w:t>
           </w:r>
         </w:sdtContent>
       </w:sdt>
